--- a/Tailored_CVs/Shinoy_Eneco_IoT___DevOps_Engineer.docx
+++ b/Tailored_CVs/Shinoy_Eneco_IoT___DevOps_Engineer.docx
@@ -70,7 +70,7 @@
           <w:b w:val="0"/>
           <w:sz w:val="19"/>
         </w:rPr>
-        <w:t>QA Automation Engineer with over 8 years of experience building scalable automation frameworks and cloud-based pipelines using TypeScript, Terraform, and AWS. I have a strong background in backend validation and integrating services for financial clients. Currently based in the Netherlands with a valid EU residence permit, I am ready to contribute to your home energy platform.</w:t>
+        <w:t>I am a QA Automation Engineer with over 8 years of experience building scalable test frameworks and CI/CD pipelines using Java, TypeScript, and Terraform. I am comfortable working with cloud services and automation workflows to ensure software reliability. Having recently relocated to the Netherlands, I am ready to bring my technical background to your home energy management platform.</w:t>
       </w:r>
     </w:p>
     <w:p>
@@ -288,7 +288,7 @@
           <w:b w:val="0"/>
           <w:sz w:val="18"/>
         </w:rPr>
-        <w:t>▸ Automated infrastructure provisioning and test environments using Terraform and AWS to maintain high availability for microservices.</w:t>
+        <w:t>▸ Automated infrastructure and test environments using Terraform and AWS to maintain high availability for backend workflows.</w:t>
       </w:r>
     </w:p>
     <w:p>
@@ -301,7 +301,7 @@
           <w:b w:val="0"/>
           <w:sz w:val="18"/>
         </w:rPr>
-        <w:t>▸ Migrated automation frameworks to Playwright TypeScript, improving execution efficiency for complex endtoend workflows.</w:t>
+        <w:t>▸ Built and maintained scalable test automation frameworks using TypeScript and Playwright for complex microservices architectures.</w:t>
       </w:r>
     </w:p>
     <w:p>
@@ -314,7 +314,7 @@
           <w:b w:val="0"/>
           <w:sz w:val="18"/>
         </w:rPr>
-        <w:t>▸ Implemented CI/CD pipelines and managed scheduled automation regression test builds using Jenkins.</w:t>
+        <w:t>▸ Delivered continuous integration and deployment pipelines using Jenkins and configured containerized test environments.</w:t>
       </w:r>
     </w:p>
     <w:p>
@@ -327,7 +327,7 @@
           <w:b w:val="0"/>
           <w:sz w:val="18"/>
         </w:rPr>
-        <w:t>▸ Streamlined complex test generation and deployment scripts utilizing AI tools like Gemini Code Assist.</w:t>
+        <w:t>▸ Streamlined complex test generation and deployment scripts utilizing AI tools like Gemini Code Assist to improve execution efficiency.</w:t>
       </w:r>
     </w:p>
     <w:p>
